--- a/mahkeme/2026-07-bakanlık tazminat/Dosya Kronolojisi.docx
+++ b/mahkeme/2026-07-bakanlık tazminat/Dosya Kronolojisi.docx
@@ -1782,6 +1782,7 @@
           <w:rFonts w:ascii="Arial" w:eastAsia="Times New Roman" w:hAnsi="Arial" w:cs="Arial"/>
           <w:sz w:val="24"/>
           <w:szCs w:val="24"/>
+          <w:highlight w:val="yellow"/>
           <w:lang w:eastAsia="tr-TR"/>
         </w:rPr>
       </w:pPr>
@@ -1823,7 +1824,17 @@
           <w:szCs w:val="24"/>
           <w:lang w:eastAsia="tr-TR"/>
         </w:rPr>
-        <w:t xml:space="preserve"> resmi olarak başvuruldu. Dilekçede; TBK m.327 uyarınca genel hükümlere tabi belirli süreli sözleşmelerin süre </w:t>
+        <w:t xml:space="preserve"> resmi olarak başvuruldu. </w:t>
+      </w:r>
+      <w:r>
+        <w:rPr>
+          <w:rFonts w:ascii="Arial" w:eastAsia="Times New Roman" w:hAnsi="Arial" w:cs="Arial"/>
+          <w:sz w:val="24"/>
+          <w:szCs w:val="24"/>
+          <w:highlight w:val="yellow"/>
+          <w:lang w:eastAsia="tr-TR"/>
+        </w:rPr>
+        <w:t xml:space="preserve">Dilekçede; TBK m.327 uyarınca genel hükümlere tabi belirli süreli sözleşmelerin süre </w:t>
       </w:r>
       <w:proofErr w:type="spellStart"/>
       <w:r>
@@ -1831,6 +1842,7 @@
           <w:rFonts w:ascii="Arial" w:eastAsia="Times New Roman" w:hAnsi="Arial" w:cs="Arial"/>
           <w:sz w:val="24"/>
           <w:szCs w:val="24"/>
+          <w:highlight w:val="yellow"/>
           <w:lang w:eastAsia="tr-TR"/>
         </w:rPr>
         <w:t>dolumuyla</w:t>
@@ -1841,6 +1853,7 @@
           <w:rFonts w:ascii="Arial" w:eastAsia="Times New Roman" w:hAnsi="Arial" w:cs="Arial"/>
           <w:sz w:val="24"/>
           <w:szCs w:val="24"/>
+          <w:highlight w:val="yellow"/>
           <w:lang w:eastAsia="tr-TR"/>
         </w:rPr>
         <w:t xml:space="preserve"> kendiliğinden biteceği, süresiz hale gelmemesi için 12.12.2023 tarihinde ihtarname çekildiği, takibin süresinde ve akdin feshi mahiyetinde yapıldığı belirtilerek </w:t>
@@ -1852,6 +1865,7 @@
           <w:iCs/>
           <w:sz w:val="24"/>
           <w:szCs w:val="24"/>
+          <w:highlight w:val="yellow"/>
           <w:lang w:eastAsia="tr-TR"/>
         </w:rPr>
         <w:t>(Yargıtay 6. HD emsal içtihadı eşliğinde)</w:t>
@@ -1861,6 +1875,7 @@
           <w:rFonts w:ascii="Arial" w:eastAsia="Times New Roman" w:hAnsi="Arial" w:cs="Arial"/>
           <w:sz w:val="24"/>
           <w:szCs w:val="24"/>
+          <w:highlight w:val="yellow"/>
           <w:lang w:eastAsia="tr-TR"/>
         </w:rPr>
         <w:t xml:space="preserve"> yerel mahkeme kararının kaldırılması talep edildi.</w:t>
@@ -2835,16 +2850,58 @@
           <w:szCs w:val="24"/>
           <w:lang w:eastAsia="tr-TR"/>
         </w:rPr>
-        <w:t>Yerel Mahkeme İçin (Hızlandırma Hamlesi):</w:t>
-      </w:r>
-      <w:r>
-        <w:rPr>
-          <w:rFonts w:ascii="Arial" w:eastAsia="Times New Roman" w:hAnsi="Arial" w:cs="Arial"/>
-          <w:sz w:val="24"/>
-          <w:szCs w:val="24"/>
-          <w:lang w:eastAsia="tr-TR"/>
-        </w:rPr>
-        <w:t xml:space="preserve"> Tokat 2. Sulh Hukuk Mahkemesi kalemi üst mahkemeden dönen dosyaya </w:t>
+        <w:t>Yerel Mahkeme</w:t>
+      </w:r>
+      <w:r>
+        <w:rPr>
+          <w:rFonts w:ascii="Arial" w:eastAsia="Times New Roman" w:hAnsi="Arial" w:cs="Arial"/>
+          <w:b/>
+          <w:bCs/>
+          <w:sz w:val="24"/>
+          <w:szCs w:val="24"/>
+          <w:lang w:eastAsia="tr-TR"/>
+        </w:rPr>
+        <w:t>de davayı</w:t>
+      </w:r>
+      <w:r>
+        <w:rPr>
+          <w:rFonts w:ascii="Arial" w:eastAsia="Times New Roman" w:hAnsi="Arial" w:cs="Arial"/>
+          <w:b/>
+          <w:bCs/>
+          <w:sz w:val="24"/>
+          <w:szCs w:val="24"/>
+          <w:lang w:eastAsia="tr-TR"/>
+        </w:rPr>
+        <w:t xml:space="preserve"> Hızlandır:</w:t>
+      </w:r>
+      <w:r>
+        <w:rPr>
+          <w:rFonts w:ascii="Arial" w:eastAsia="Times New Roman" w:hAnsi="Arial" w:cs="Arial"/>
+          <w:sz w:val="24"/>
+          <w:szCs w:val="24"/>
+          <w:lang w:eastAsia="tr-TR"/>
+        </w:rPr>
+        <w:t xml:space="preserve"> Tokat 2. </w:t>
+      </w:r>
+      <w:proofErr w:type="spellStart"/>
+      <w:r>
+        <w:rPr>
+          <w:rFonts w:ascii="Arial" w:eastAsia="Times New Roman" w:hAnsi="Arial" w:cs="Arial"/>
+          <w:sz w:val="24"/>
+          <w:szCs w:val="24"/>
+          <w:lang w:eastAsia="tr-TR"/>
+        </w:rPr>
+        <w:t>SHMahkemesi</w:t>
+      </w:r>
+      <w:proofErr w:type="spellEnd"/>
+      <w:r>
+        <w:rPr>
+          <w:rFonts w:ascii="Arial" w:eastAsia="Times New Roman" w:hAnsi="Arial" w:cs="Arial"/>
+          <w:sz w:val="24"/>
+          <w:szCs w:val="24"/>
+          <w:lang w:eastAsia="tr-TR"/>
+        </w:rPr>
+        <w:t xml:space="preserve"> kalemi üst mahkemeden dönen dosyaya </w:t>
       </w:r>
       <w:r>
         <w:rPr>
@@ -2864,8 +2921,122 @@
           <w:szCs w:val="24"/>
           <w:lang w:eastAsia="tr-TR"/>
         </w:rPr>
-        <w:t xml:space="preserve"> verir vermez, daha önce hazırladığımız </w:t>
-      </w:r>
+        <w:t xml:space="preserve"> verir vermez, </w:t>
+      </w:r>
+    </w:p>
+    <w:p>
+      <w:pPr>
+        <w:numPr>
+          <w:ilvl w:val="1"/>
+          <w:numId w:val="3"/>
+        </w:numPr>
+        <w:spacing w:after="0" w:line="240" w:lineRule="auto"/>
+        <w:rPr>
+          <w:rFonts w:ascii="Arial" w:eastAsia="Times New Roman" w:hAnsi="Arial" w:cs="Arial"/>
+          <w:sz w:val="24"/>
+          <w:szCs w:val="24"/>
+          <w:lang w:eastAsia="tr-TR"/>
+        </w:rPr>
+      </w:pPr>
+      <w:proofErr w:type="gramStart"/>
+      <w:r>
+        <w:rPr>
+          <w:rFonts w:ascii="Times New Roman" w:eastAsia="Times New Roman" w:hAnsi="Times New Roman" w:cs="Times New Roman"/>
+          <w:sz w:val="24"/>
+          <w:szCs w:val="24"/>
+          <w:lang w:eastAsia="tr-TR"/>
+        </w:rPr>
+        <w:t>mahkeme</w:t>
+      </w:r>
+      <w:proofErr w:type="gramEnd"/>
+      <w:r>
+        <w:rPr>
+          <w:rFonts w:ascii="Times New Roman" w:eastAsia="Times New Roman" w:hAnsi="Times New Roman" w:cs="Times New Roman"/>
+          <w:sz w:val="24"/>
+          <w:szCs w:val="24"/>
+          <w:lang w:eastAsia="tr-TR"/>
+        </w:rPr>
+        <w:t xml:space="preserve"> hâkimine hitaben bir </w:t>
+      </w:r>
+      <w:r>
+        <w:rPr>
+          <w:rFonts w:ascii="Times New Roman" w:eastAsia="Times New Roman" w:hAnsi="Times New Roman" w:cs="Times New Roman"/>
+          <w:b/>
+          <w:bCs/>
+          <w:sz w:val="24"/>
+          <w:szCs w:val="24"/>
+          <w:lang w:eastAsia="tr-TR"/>
+        </w:rPr>
+        <w:t>"Öne Alım (Acele İş) Dilekçesi"</w:t>
+      </w:r>
+      <w:r>
+        <w:rPr>
+          <w:rFonts w:ascii="Times New Roman" w:eastAsia="Times New Roman" w:hAnsi="Times New Roman" w:cs="Times New Roman"/>
+          <w:sz w:val="24"/>
+          <w:szCs w:val="24"/>
+          <w:lang w:eastAsia="tr-TR"/>
+        </w:rPr>
+        <w:t xml:space="preserve"> ver</w:t>
+      </w:r>
+    </w:p>
+    <w:p>
+      <w:pPr>
+        <w:numPr>
+          <w:ilvl w:val="1"/>
+          <w:numId w:val="3"/>
+        </w:numPr>
+        <w:spacing w:after="0" w:line="240" w:lineRule="auto"/>
+        <w:rPr>
+          <w:rFonts w:ascii="Arial" w:eastAsia="Times New Roman" w:hAnsi="Arial" w:cs="Arial"/>
+          <w:sz w:val="24"/>
+          <w:szCs w:val="24"/>
+          <w:lang w:eastAsia="tr-TR"/>
+        </w:rPr>
+      </w:pPr>
+      <w:proofErr w:type="gramStart"/>
+      <w:r>
+        <w:rPr>
+          <w:rFonts w:ascii="Times New Roman" w:eastAsia="Times New Roman" w:hAnsi="Times New Roman" w:cs="Times New Roman"/>
+          <w:sz w:val="24"/>
+          <w:szCs w:val="24"/>
+          <w:lang w:eastAsia="tr-TR"/>
+        </w:rPr>
+        <w:t>davanın</w:t>
+      </w:r>
+      <w:proofErr w:type="gramEnd"/>
+      <w:r>
+        <w:rPr>
+          <w:rFonts w:ascii="Times New Roman" w:eastAsia="Times New Roman" w:hAnsi="Times New Roman" w:cs="Times New Roman"/>
+          <w:sz w:val="24"/>
+          <w:szCs w:val="24"/>
+          <w:lang w:eastAsia="tr-TR"/>
+        </w:rPr>
+        <w:t xml:space="preserve"> zaten istinaf aşamasında 16 ay boyunca geciktiğini ve daha fazla mağduriyet yaşanmaması için duruşma gününün yakın bir tarihe verilmesini talep edi</w:t>
+      </w:r>
+      <w:r>
+        <w:rPr>
+          <w:rFonts w:ascii="Times New Roman" w:eastAsia="Times New Roman" w:hAnsi="Times New Roman" w:cs="Times New Roman"/>
+          <w:sz w:val="24"/>
+          <w:szCs w:val="24"/>
+          <w:lang w:eastAsia="tr-TR"/>
+        </w:rPr>
+        <w:t xml:space="preserve">p </w:t>
+      </w:r>
+    </w:p>
+    <w:p>
+      <w:pPr>
+        <w:numPr>
+          <w:ilvl w:val="1"/>
+          <w:numId w:val="3"/>
+        </w:numPr>
+        <w:spacing w:after="0" w:line="240" w:lineRule="auto"/>
+        <w:rPr>
+          <w:rFonts w:ascii="Arial" w:eastAsia="Times New Roman" w:hAnsi="Arial" w:cs="Arial"/>
+          <w:sz w:val="24"/>
+          <w:szCs w:val="24"/>
+          <w:lang w:eastAsia="tr-TR"/>
+        </w:rPr>
+      </w:pPr>
       <w:r>
         <w:rPr>
           <w:rFonts w:ascii="Arial" w:eastAsia="Times New Roman" w:hAnsi="Arial" w:cs="Arial"/>
@@ -2875,7 +3046,7 @@
           <w:szCs w:val="24"/>
           <w:lang w:eastAsia="tr-TR"/>
         </w:rPr>
-        <w:t xml:space="preserve">"İmza incelemesinin zaman kazanmak adına Adli Tıp yerine doğrudan Emniyet/Jandarma </w:t>
+        <w:t xml:space="preserve">İmza incelemesinin zaman kazanmak adına Adli Tıp yerine doğrudan Emniyet/Jandarma </w:t>
       </w:r>
       <w:proofErr w:type="spellStart"/>
       <w:r>
@@ -2899,7 +3070,47 @@
           <w:szCs w:val="24"/>
           <w:lang w:eastAsia="tr-TR"/>
         </w:rPr>
-        <w:t xml:space="preserve"> Laboratuvarına sevk edilmesi ve sözleşmedeki günlük %1 ceza alacaklarımızın bilirkişiye hesaplatılması"</w:t>
+        <w:t xml:space="preserve"> Laboratuvarına sevk edilmesi </w:t>
+      </w:r>
+    </w:p>
+    <w:p>
+      <w:pPr>
+        <w:numPr>
+          <w:ilvl w:val="1"/>
+          <w:numId w:val="3"/>
+        </w:numPr>
+        <w:spacing w:after="0" w:line="240" w:lineRule="auto"/>
+        <w:rPr>
+          <w:rFonts w:ascii="Arial" w:eastAsia="Times New Roman" w:hAnsi="Arial" w:cs="Arial"/>
+          <w:sz w:val="24"/>
+          <w:szCs w:val="24"/>
+          <w:lang w:eastAsia="tr-TR"/>
+        </w:rPr>
+      </w:pPr>
+      <w:proofErr w:type="gramStart"/>
+      <w:r>
+        <w:rPr>
+          <w:rFonts w:ascii="Arial" w:eastAsia="Times New Roman" w:hAnsi="Arial" w:cs="Arial"/>
+          <w:i/>
+          <w:iCs/>
+          <w:sz w:val="24"/>
+          <w:szCs w:val="24"/>
+          <w:lang w:eastAsia="tr-TR"/>
+        </w:rPr>
+        <w:lastRenderedPageBreak/>
+        <w:t>sözleşmedeki</w:t>
+      </w:r>
+      <w:proofErr w:type="gramEnd"/>
+      <w:r>
+        <w:rPr>
+          <w:rFonts w:ascii="Arial" w:eastAsia="Times New Roman" w:hAnsi="Arial" w:cs="Arial"/>
+          <w:i/>
+          <w:iCs/>
+          <w:sz w:val="24"/>
+          <w:szCs w:val="24"/>
+          <w:lang w:eastAsia="tr-TR"/>
+        </w:rPr>
+        <w:t xml:space="preserve"> günlük %1 ceza alacaklarımızın bilirkişiye hesaplatılması"</w:t>
       </w:r>
       <w:r>
         <w:rPr>
@@ -2930,6 +3141,82 @@
         </w:rPr>
         <w:t xml:space="preserve"> göndererek hâkimi duruşma gününü erkene almaya zorlayacağız.</w:t>
       </w:r>
+      <w:r>
+        <w:rPr>
+          <w:rFonts w:ascii="Arial" w:eastAsia="Times New Roman" w:hAnsi="Arial" w:cs="Arial"/>
+          <w:sz w:val="24"/>
+          <w:szCs w:val="24"/>
+          <w:lang w:eastAsia="tr-TR"/>
+        </w:rPr>
+        <w:t xml:space="preserve"> </w:t>
+      </w:r>
+    </w:p>
+    <w:p>
+      <w:pPr>
+        <w:numPr>
+          <w:ilvl w:val="0"/>
+          <w:numId w:val="3"/>
+        </w:numPr>
+        <w:spacing w:before="100" w:beforeAutospacing="1" w:after="100" w:afterAutospacing="1" w:line="240" w:lineRule="auto"/>
+        <w:rPr>
+          <w:rFonts w:ascii="Times New Roman" w:eastAsia="Times New Roman" w:hAnsi="Times New Roman" w:cs="Times New Roman"/>
+          <w:sz w:val="24"/>
+          <w:szCs w:val="24"/>
+          <w:lang w:eastAsia="tr-TR"/>
+        </w:rPr>
+      </w:pPr>
+      <w:r>
+        <w:rPr>
+          <w:rFonts w:ascii="Times New Roman" w:eastAsia="Times New Roman" w:hAnsi="Times New Roman" w:cs="Times New Roman"/>
+          <w:b/>
+          <w:bCs/>
+          <w:sz w:val="24"/>
+          <w:szCs w:val="24"/>
+          <w:lang w:eastAsia="tr-TR"/>
+        </w:rPr>
+        <w:t>Makul Sürede Yargılanma Hakkı İhlali (Tazminat):</w:t>
+      </w:r>
+      <w:r>
+        <w:rPr>
+          <w:rFonts w:ascii="Times New Roman" w:eastAsia="Times New Roman" w:hAnsi="Times New Roman" w:cs="Times New Roman"/>
+          <w:sz w:val="24"/>
+          <w:szCs w:val="24"/>
+          <w:lang w:eastAsia="tr-TR"/>
+        </w:rPr>
+        <w:t xml:space="preserve"> Anayasa’nın 141. maddesine göre davaların en hızlı şekilde sonuçlandırılması devletin görevidir. Toplam yargılama sürenizin (yerel mahkeme + 16 aylık istinaf süreci) uzaması nedeniyle, adil yargılanma hakkınızın ihlal edildiği gerekçesiyle </w:t>
+      </w:r>
+      <w:r>
+        <w:rPr>
+          <w:rFonts w:ascii="Times New Roman" w:eastAsia="Times New Roman" w:hAnsi="Times New Roman" w:cs="Times New Roman"/>
+          <w:b/>
+          <w:bCs/>
+          <w:sz w:val="24"/>
+          <w:szCs w:val="24"/>
+          <w:lang w:eastAsia="tr-TR"/>
+        </w:rPr>
+        <w:t>Adalet Bakanlığı İnsan Hakları Tazminat Komisyonu'na</w:t>
+      </w:r>
+      <w:r>
+        <w:rPr>
+          <w:rFonts w:ascii="Times New Roman" w:eastAsia="Times New Roman" w:hAnsi="Times New Roman" w:cs="Times New Roman"/>
+          <w:sz w:val="24"/>
+          <w:szCs w:val="24"/>
+          <w:lang w:eastAsia="tr-TR"/>
+        </w:rPr>
+        <w:t xml:space="preserve"> başvurarak devletten manevi tazminat talep etme hakkınız doğmuştur. </w:t>
+      </w:r>
+    </w:p>
+    <w:p>
+      <w:pPr>
+        <w:spacing w:after="0" w:line="240" w:lineRule="auto"/>
+        <w:ind w:left="720"/>
+        <w:rPr>
+          <w:rFonts w:ascii="Arial" w:eastAsia="Times New Roman" w:hAnsi="Arial" w:cs="Arial"/>
+          <w:sz w:val="24"/>
+          <w:szCs w:val="24"/>
+          <w:lang w:eastAsia="tr-TR"/>
+        </w:rPr>
+      </w:pPr>
     </w:p>
     <w:p>
       <w:pPr>
@@ -2947,57 +3234,87 @@
       </w:pPr>
       <w:r>
         <w:rPr>
-          <w:rFonts w:ascii="Arial" w:eastAsia="Times New Roman" w:hAnsi="Arial" w:cs="Arial"/>
-          <w:b/>
-          <w:bCs/>
-          <w:sz w:val="24"/>
-          <w:szCs w:val="24"/>
-          <w:lang w:eastAsia="tr-TR"/>
-        </w:rPr>
-        <w:t>Devletten Tazminat Alımı (</w:t>
+          <w:rFonts w:ascii="Times New Roman" w:eastAsia="Times New Roman" w:hAnsi="Times New Roman" w:cs="Times New Roman"/>
+          <w:b/>
+          <w:bCs/>
+          <w:sz w:val="24"/>
+          <w:szCs w:val="24"/>
+          <w:lang w:eastAsia="tr-TR"/>
+        </w:rPr>
+        <w:t xml:space="preserve">Makul Sürede Yargılanma Hakkı </w:t>
       </w:r>
       <w:proofErr w:type="gramStart"/>
       <w:r>
         <w:rPr>
-          <w:rFonts w:ascii="Arial" w:eastAsia="Times New Roman" w:hAnsi="Arial" w:cs="Arial"/>
-          <w:b/>
-          <w:bCs/>
-          <w:sz w:val="24"/>
-          <w:szCs w:val="24"/>
-          <w:lang w:eastAsia="tr-TR"/>
-        </w:rPr>
-        <w:t>Hakime</w:t>
+          <w:rFonts w:ascii="Times New Roman" w:eastAsia="Times New Roman" w:hAnsi="Times New Roman" w:cs="Times New Roman"/>
+          <w:b/>
+          <w:bCs/>
+          <w:sz w:val="24"/>
+          <w:szCs w:val="24"/>
+          <w:lang w:eastAsia="tr-TR"/>
+        </w:rPr>
+        <w:t xml:space="preserve">İhlali </w:t>
+      </w:r>
+      <w:r>
+        <w:rPr>
+          <w:rFonts w:ascii="Times New Roman" w:eastAsia="Times New Roman" w:hAnsi="Times New Roman" w:cs="Times New Roman"/>
+          <w:b/>
+          <w:bCs/>
+          <w:sz w:val="24"/>
+          <w:szCs w:val="24"/>
+          <w:lang w:eastAsia="tr-TR"/>
+        </w:rPr>
+        <w:t>-</w:t>
       </w:r>
       <w:proofErr w:type="gramEnd"/>
       <w:r>
         <w:rPr>
-          <w:rFonts w:ascii="Arial" w:eastAsia="Times New Roman" w:hAnsi="Arial" w:cs="Arial"/>
-          <w:b/>
-          <w:bCs/>
-          <w:sz w:val="24"/>
-          <w:szCs w:val="24"/>
-          <w:lang w:eastAsia="tr-TR"/>
-        </w:rPr>
-        <w:t xml:space="preserve"> Ders Verme Hamlesi):</w:t>
-      </w:r>
-      <w:r>
-        <w:rPr>
-          <w:rFonts w:ascii="Arial" w:eastAsia="Times New Roman" w:hAnsi="Arial" w:cs="Arial"/>
-          <w:sz w:val="24"/>
-          <w:szCs w:val="24"/>
-          <w:lang w:eastAsia="tr-TR"/>
-        </w:rPr>
-        <w:t xml:space="preserve"> İlk hâkimin dosyadaki açık delillere ve keşif zaptına rağmen yaptığı fahiş hata yüzünden </w:t>
-      </w:r>
-      <w:r>
-        <w:rPr>
-          <w:rFonts w:ascii="Arial" w:eastAsia="Times New Roman" w:hAnsi="Arial" w:cs="Arial"/>
-          <w:sz w:val="24"/>
-          <w:szCs w:val="24"/>
-          <w:lang w:eastAsia="tr-TR"/>
-        </w:rPr>
-        <w:lastRenderedPageBreak/>
-        <w:t xml:space="preserve">davanız tam 25 ay (745 gün) sürüncemede kaldı. Karardaki resmi </w:t>
+          <w:rFonts w:ascii="Times New Roman" w:eastAsia="Times New Roman" w:hAnsi="Times New Roman" w:cs="Times New Roman"/>
+          <w:b/>
+          <w:bCs/>
+          <w:sz w:val="24"/>
+          <w:szCs w:val="24"/>
+          <w:lang w:eastAsia="tr-TR"/>
+        </w:rPr>
+        <w:t xml:space="preserve"> </w:t>
+      </w:r>
+      <w:r>
+        <w:rPr>
+          <w:rFonts w:ascii="Arial" w:eastAsia="Times New Roman" w:hAnsi="Arial" w:cs="Arial"/>
+          <w:b/>
+          <w:bCs/>
+          <w:sz w:val="24"/>
+          <w:szCs w:val="24"/>
+          <w:lang w:eastAsia="tr-TR"/>
+        </w:rPr>
+        <w:t>Tazminat:</w:t>
+      </w:r>
+      <w:r>
+        <w:rPr>
+          <w:rFonts w:ascii="Arial" w:eastAsia="Times New Roman" w:hAnsi="Arial" w:cs="Arial"/>
+          <w:sz w:val="24"/>
+          <w:szCs w:val="24"/>
+          <w:lang w:eastAsia="tr-TR"/>
+        </w:rPr>
+        <w:t xml:space="preserve"> İlk hâkimin dosyadaki açık delillere ve keşif zaptına rağmen yaptığı fahiş hata yüzünden dava</w:t>
+      </w:r>
+      <w:r>
+        <w:rPr>
+          <w:rFonts w:ascii="Arial" w:eastAsia="Times New Roman" w:hAnsi="Arial" w:cs="Arial"/>
+          <w:sz w:val="24"/>
+          <w:szCs w:val="24"/>
+          <w:lang w:eastAsia="tr-TR"/>
+        </w:rPr>
+        <w:t xml:space="preserve"> </w:t>
+      </w:r>
+      <w:r>
+        <w:rPr>
+          <w:rFonts w:ascii="Arial" w:eastAsia="Times New Roman" w:hAnsi="Arial" w:cs="Arial"/>
+          <w:sz w:val="24"/>
+          <w:szCs w:val="24"/>
+          <w:lang w:eastAsia="tr-TR"/>
+        </w:rPr>
+        <w:t xml:space="preserve">25 ay sürüncemede kaldı. Karardaki resmi </w:t>
       </w:r>
       <w:r>
         <w:rPr>
@@ -3017,7 +3334,7 @@
           <w:szCs w:val="24"/>
           <w:lang w:eastAsia="tr-TR"/>
         </w:rPr>
-        <w:t xml:space="preserve"> baz alarak hazırladığımız o sıfır riskli </w:t>
+        <w:t xml:space="preserve"> baz alarak hazırladığımız </w:t>
       </w:r>
       <w:r>
         <w:rPr>
@@ -3057,7 +3374,7 @@
           <w:szCs w:val="24"/>
           <w:lang w:eastAsia="tr-TR"/>
         </w:rPr>
-        <w:t xml:space="preserve"> 75.000 TL arası nakit manevi tazminatı alma sürecini arkadan sessizce başlatacağız. Bakanlık bu parayı ödedikten sonra o dosyayı incelemeyen hâkime rücu edecektir.</w:t>
+        <w:t xml:space="preserve"> 75.000 TL arası nakit manevi tazminatı alma sürecini arkadan sessizce başlatacağız. </w:t>
       </w:r>
     </w:p>
     <w:p>
@@ -3423,7 +3740,7 @@
           <w:szCs w:val="24"/>
           <w:lang w:eastAsia="tr-TR"/>
         </w:rPr>
-        <w:t xml:space="preserve"> (Aşağıda hazır).</w:t>
+        <w:t>.</w:t>
       </w:r>
     </w:p>
     <w:p>
@@ -3658,7 +3975,7 @@
           <w:szCs w:val="24"/>
           <w:lang w:eastAsia="tr-TR"/>
         </w:rPr>
-        <w:t xml:space="preserve"> (Aşağıda hazır).</w:t>
+        <w:t>.</w:t>
       </w:r>
     </w:p>
     <w:p>
@@ -3778,6 +4095,7 @@
           <w:szCs w:val="24"/>
           <w:lang w:eastAsia="tr-TR"/>
         </w:rPr>
+        <w:lastRenderedPageBreak/>
         <w:t>Amaç:</w:t>
       </w:r>
       <w:r>
@@ -3787,7 +4105,7 @@
           <w:szCs w:val="24"/>
           <w:lang w:eastAsia="tr-TR"/>
         </w:rPr>
-        <w:t xml:space="preserve"> 30/11/2021 başlangıçlı kontratın 5. yılı dolduğu için; yan komşunun 480k ve caddenin 380k'lık kontratlarını emsal göstererek yeni dönem (30.11.2026 sonrası) resmi kiranızı </w:t>
+        <w:t xml:space="preserve"> 30/11/2021 başlangıçlı kontratın 5. yılı dolduğu için; yan komşunun 480k ve 380k'lık kontratlarını emsal göstererek yeni dönem (30.11.2026 sonrası) resmi kiranızı </w:t>
       </w:r>
       <w:r>
         <w:rPr>
@@ -4101,7 +4419,6 @@
           <w:szCs w:val="24"/>
           <w:lang w:eastAsia="tr-TR"/>
         </w:rPr>
-        <w:lastRenderedPageBreak/>
         <w:t>🟪</w:t>
       </w:r>
       <w:r>
@@ -4251,51 +4568,7 @@
           <w:szCs w:val="24"/>
           <w:lang w:eastAsia="tr-TR"/>
         </w:rPr>
-        <w:t xml:space="preserve"> İlk derece mahkemesinin fahiş hatası yüzünden davanın 25 ay uzamasının bedelini devletten </w:t>
-      </w:r>
-      <w:r>
-        <w:rPr>
-          <w:rFonts w:ascii="Arial" w:eastAsia="Times New Roman" w:hAnsi="Arial" w:cs="Arial"/>
-          <w:b/>
-          <w:bCs/>
-          <w:sz w:val="24"/>
-          <w:szCs w:val="24"/>
-          <w:lang w:eastAsia="tr-TR"/>
-        </w:rPr>
-        <w:t xml:space="preserve">40.000 </w:t>
-      </w:r>
-      <w:proofErr w:type="gramStart"/>
-      <w:r>
-        <w:rPr>
-          <w:rFonts w:ascii="Arial" w:eastAsia="Times New Roman" w:hAnsi="Arial" w:cs="Arial"/>
-          <w:b/>
-          <w:bCs/>
-          <w:sz w:val="24"/>
-          <w:szCs w:val="24"/>
-          <w:lang w:eastAsia="tr-TR"/>
-        </w:rPr>
-        <w:t>TL -</w:t>
-      </w:r>
-      <w:proofErr w:type="gramEnd"/>
-      <w:r>
-        <w:rPr>
-          <w:rFonts w:ascii="Arial" w:eastAsia="Times New Roman" w:hAnsi="Arial" w:cs="Arial"/>
-          <w:b/>
-          <w:bCs/>
-          <w:sz w:val="24"/>
-          <w:szCs w:val="24"/>
-          <w:lang w:eastAsia="tr-TR"/>
-        </w:rPr>
-        <w:t xml:space="preserve"> 65.000 TL</w:t>
-      </w:r>
-      <w:r>
-        <w:rPr>
-          <w:rFonts w:ascii="Arial" w:eastAsia="Times New Roman" w:hAnsi="Arial" w:cs="Arial"/>
-          <w:sz w:val="24"/>
-          <w:szCs w:val="24"/>
-          <w:lang w:eastAsia="tr-TR"/>
-        </w:rPr>
-        <w:t xml:space="preserve"> nakit manevi tazminat olarak almak (Hâkimle duruşma esnasında yüz göz olmamak için sona bırakılmıştır).</w:t>
+        <w:t xml:space="preserve"> İlk derece mahkemesinin fahiş hatası yüzünden davanın uzamasının bedelini manevi tazminat olarak almak </w:t>
       </w:r>
     </w:p>
     <w:p>
@@ -4350,7 +4623,7 @@
           <w:szCs w:val="24"/>
           <w:lang w:eastAsia="tr-TR"/>
         </w:rPr>
-        <w:t xml:space="preserve"> (Aşağıda hazır).</w:t>
+        <w:t>.</w:t>
       </w:r>
     </w:p>
     <w:p>
@@ -4371,7 +4644,7 @@
           <w:lang w:eastAsia="tr-TR"/>
         </w:rPr>
         <w:pict w14:anchorId="2FBEE9AB">
-          <v:rect id="_x0000_i1027" style="width:0;height:1.5pt" o:hralign="center" o:hrstd="t" o:hr="t" fillcolor="#a0a0a0" stroked="f"/>
+          <v:rect id="_x0000_i1026" style="width:0;height:1.5pt" o:hralign="center" o:hrstd="t" o:hr="t" fillcolor="#a0a0a0" stroked="f"/>
         </w:pict>
       </w:r>
     </w:p>
@@ -4772,7 +5045,17 @@
           <w:szCs w:val="24"/>
           <w:lang w:eastAsia="tr-TR"/>
         </w:rPr>
-        <w:t>Mahkemenizin yukarıda belirtilen eski esas sayılı dosyasında verilen ret kararı, Samsun Bölge Adliye Mahkemesi 6. Hukuk Dairesi'nin kesin ilamı ile hukuka aykırı bulunarak kaldırılmış ve dosya iade edilmiştir. Üst mahkeme kararında açıkça belirtildiği üzere; genel hükümlere tabi arsa niteliğindeki taşınmazlar hakkında düzenlenen tahliye taahhüdü, kira süresinin sonunu belirleme açısından kesin olarak geçerlidir.</w:t>
+        <w:t xml:space="preserve">Mahkemenizin yukarıda belirtilen eski esas sayılı dosyasında verilen ret kararı, Samsun Bölge Adliye Mahkemesi 6. Hukuk Dairesi'nin kesin ilamı ile hukuka aykırı bulunarak kaldırılmış ve dosya iade edilmiştir. Üst mahkeme kararında </w:t>
+      </w:r>
+      <w:r>
+        <w:rPr>
+          <w:rFonts w:ascii="Arial" w:eastAsia="Times New Roman" w:hAnsi="Arial" w:cs="Arial"/>
+          <w:sz w:val="24"/>
+          <w:szCs w:val="24"/>
+          <w:lang w:eastAsia="tr-TR"/>
+        </w:rPr>
+        <w:lastRenderedPageBreak/>
+        <w:t>açıkça belirtildiği üzere; genel hükümlere tabi arsa niteliğindeki taşınmazlar hakkında düzenlenen tahliye taahhüdü, kira süresinin sonunu belirleme açısından kesin olarak geçerlidir.</w:t>
       </w:r>
     </w:p>
     <w:p>
@@ -4851,19 +5134,7 @@
           <w:szCs w:val="24"/>
           <w:lang w:eastAsia="tr-TR"/>
         </w:rPr>
-        <w:t xml:space="preserve"> Laboratuvarı </w:t>
-      </w:r>
-      <w:r>
-        <w:rPr>
-          <w:rFonts w:ascii="Arial" w:eastAsia="Times New Roman" w:hAnsi="Arial" w:cs="Arial"/>
-          <w:b/>
-          <w:bCs/>
-          <w:sz w:val="24"/>
-          <w:szCs w:val="24"/>
-          <w:lang w:eastAsia="tr-TR"/>
-        </w:rPr>
-        <w:lastRenderedPageBreak/>
-        <w:t>bünyesinde</w:t>
+        <w:t xml:space="preserve"> Laboratuvarı bünyesinde</w:t>
       </w:r>
       <w:r>
         <w:rPr>
@@ -5103,7 +5374,7 @@
           <w:lang w:eastAsia="tr-TR"/>
         </w:rPr>
         <w:pict w14:anchorId="4A170662">
-          <v:rect id="_x0000_i1028" style="width:0;height:1.5pt" o:hralign="center" o:hrstd="t" o:hr="t" fillcolor="#a0a0a0" stroked="f"/>
+          <v:rect id="_x0000_i1027" style="width:0;height:1.5pt" o:hralign="center" o:hrstd="t" o:hr="t" fillcolor="#a0a0a0" stroked="f"/>
         </w:pict>
       </w:r>
     </w:p>
@@ -5464,7 +5735,19 @@
           <w:szCs w:val="24"/>
           <w:lang w:eastAsia="tr-TR"/>
         </w:rPr>
-        <w:t>haksız işgal tazminatı (</w:t>
+        <w:t xml:space="preserve">haksız işgal tazminatı </w:t>
+      </w:r>
+      <w:r>
+        <w:rPr>
+          <w:rFonts w:ascii="Arial" w:eastAsia="Times New Roman" w:hAnsi="Arial" w:cs="Arial"/>
+          <w:b/>
+          <w:bCs/>
+          <w:sz w:val="24"/>
+          <w:szCs w:val="24"/>
+          <w:lang w:eastAsia="tr-TR"/>
+        </w:rPr>
+        <w:lastRenderedPageBreak/>
+        <w:t>(</w:t>
       </w:r>
       <w:proofErr w:type="spellStart"/>
       <w:r>
@@ -5598,7 +5881,6 @@
           <w:szCs w:val="24"/>
           <w:lang w:eastAsia="tr-TR"/>
         </w:rPr>
-        <w:lastRenderedPageBreak/>
         <w:t xml:space="preserve">Ayrıca, sözleşmenin son sayfasında yer alan </w:t>
       </w:r>
       <w:r>
@@ -5919,7 +6201,7 @@
           <w:lang w:eastAsia="tr-TR"/>
         </w:rPr>
         <w:pict w14:anchorId="705CBF75">
-          <v:rect id="_x0000_i1029" style="width:0;height:1.5pt" o:hralign="center" o:hrstd="t" o:hr="t" fillcolor="#a0a0a0" stroked="f"/>
+          <v:rect id="_x0000_i1028" style="width:0;height:1.5pt" o:hralign="center" o:hrstd="t" o:hr="t" fillcolor="#a0a0a0" stroked="f"/>
         </w:pict>
       </w:r>
     </w:p>
@@ -6238,6 +6520,7 @@
           <w:szCs w:val="24"/>
           <w:lang w:eastAsia="tr-TR"/>
         </w:rPr>
+        <w:lastRenderedPageBreak/>
         <w:t xml:space="preserve">Davalı taraf, müvekkile ait Tokat Merkez </w:t>
       </w:r>
       <w:proofErr w:type="spellStart"/>
@@ -6333,19 +6616,7 @@
           <w:szCs w:val="24"/>
           <w:lang w:eastAsia="tr-TR"/>
         </w:rPr>
-        <w:t xml:space="preserve">80 m² kapalı alan, 300 m² açık depolama alanı ve önünde 100 m² iş </w:t>
-      </w:r>
-      <w:r>
-        <w:rPr>
-          <w:rFonts w:ascii="Arial" w:eastAsia="Times New Roman" w:hAnsi="Arial" w:cs="Arial"/>
-          <w:b/>
-          <w:bCs/>
-          <w:sz w:val="24"/>
-          <w:szCs w:val="24"/>
-          <w:lang w:eastAsia="tr-TR"/>
-        </w:rPr>
-        <w:lastRenderedPageBreak/>
-        <w:t>makinesi/otopark kullanım alanı olmak üzere toplam 480 m² fonksiyonel ticari alandan</w:t>
+        <w:t>80 m² kapalı alan, 300 m² açık depolama alanı ve önünde 100 m² iş makinesi/otopark kullanım alanı olmak üzere toplam 480 m² fonksiyonel ticari alandan</w:t>
       </w:r>
       <w:r>
         <w:rPr>
@@ -6561,7 +6832,7 @@
           <w:lang w:eastAsia="tr-TR"/>
         </w:rPr>
         <w:pict w14:anchorId="3129CDE3">
-          <v:rect id="_x0000_i1030" style="width:0;height:1.5pt" o:hralign="center" o:hrstd="t" o:hr="t" fillcolor="#a0a0a0" stroked="f"/>
+          <v:rect id="_x0000_i1029" style="width:0;height:1.5pt" o:hralign="center" o:hrstd="t" o:hr="t" fillcolor="#a0a0a0" stroked="f"/>
         </w:pict>
       </w:r>
     </w:p>
@@ -6838,7 +7109,17 @@
           <w:szCs w:val="24"/>
           <w:lang w:eastAsia="tr-TR"/>
         </w:rPr>
-        <w:t>Mahkemenizin yukarıda esas numarası yazılı dosyasında müvekkil aleyhine "Cumhurbaşkanına Hakaret" iddiasıyla soyut beyanlarda bulunan müşteki kiracı Ali Demirel ve onun yönlendirdiği tanıklar tamamen taraflı olup, müvekkile iftira atmaktadırlar.</w:t>
+        <w:t xml:space="preserve">Mahkemenizin yukarıda esas numarası yazılı dosyasında müvekkil aleyhine "Cumhurbaşkanına Hakaret" iddiasıyla soyut beyanlarda bulunan müşteki </w:t>
+      </w:r>
+      <w:r>
+        <w:rPr>
+          <w:rFonts w:ascii="Arial" w:eastAsia="Times New Roman" w:hAnsi="Arial" w:cs="Arial"/>
+          <w:sz w:val="24"/>
+          <w:szCs w:val="24"/>
+          <w:lang w:eastAsia="tr-TR"/>
+        </w:rPr>
+        <w:lastRenderedPageBreak/>
+        <w:t>kiracı Ali Demirel ve onun yönlendirdiği tanıklar tamamen taraflı olup, müvekkile iftira atmaktadırlar.</w:t>
       </w:r>
     </w:p>
     <w:p>
@@ -6946,19 +7227,7 @@
           <w:szCs w:val="24"/>
           <w:lang w:eastAsia="tr-TR"/>
         </w:rPr>
-        <w:t xml:space="preserve"> Günlük %1 Cezai Şart, Geriye Dönük Kira Farkı ve </w:t>
-      </w:r>
-      <w:r>
-        <w:rPr>
-          <w:rFonts w:ascii="Arial" w:eastAsia="Times New Roman" w:hAnsi="Arial" w:cs="Arial"/>
-          <w:i/>
-          <w:iCs/>
-          <w:sz w:val="24"/>
-          <w:szCs w:val="24"/>
-          <w:lang w:eastAsia="tr-TR"/>
-        </w:rPr>
-        <w:lastRenderedPageBreak/>
-        <w:t>Ağır Yapısal Hasar Tazminatı</w:t>
+        <w:t xml:space="preserve"> Günlük %1 Cezai Şart, Geriye Dönük Kira Farkı ve Ağır Yapısal Hasar Tazminatı</w:t>
       </w:r>
       <w:r>
         <w:rPr>
@@ -7094,7 +7363,7 @@
           <w:lang w:eastAsia="tr-TR"/>
         </w:rPr>
         <w:pict w14:anchorId="2BCC43F9">
-          <v:rect id="_x0000_i1031" style="width:0;height:1.5pt" o:hralign="center" o:hrstd="t" o:hr="t" fillcolor="#a0a0a0" stroked="f"/>
+          <v:rect id="_x0000_i1030" style="width:0;height:1.5pt" o:hralign="center" o:hrstd="t" o:hr="t" fillcolor="#a0a0a0" stroked="f"/>
         </w:pict>
       </w:r>
     </w:p>
@@ -7475,6 +7744,7 @@
           <w:szCs w:val="24"/>
           <w:lang w:eastAsia="tr-TR"/>
         </w:rPr>
+        <w:lastRenderedPageBreak/>
         <w:t xml:space="preserve">Şahsıma ait arsa niteliğindeki taşınmazın tahliye taahhütnamesine dayalı tahliyesi amacıyla </w:t>
       </w:r>
       <w:r>
@@ -7623,17 +7893,7 @@
           <w:szCs w:val="24"/>
           <w:lang w:eastAsia="tr-TR"/>
         </w:rPr>
-        <w:t xml:space="preserve"> Üst mahkeme </w:t>
-      </w:r>
-      <w:r>
-        <w:rPr>
-          <w:rFonts w:ascii="Arial" w:eastAsia="Times New Roman" w:hAnsi="Arial" w:cs="Arial"/>
-          <w:sz w:val="24"/>
-          <w:szCs w:val="24"/>
-          <w:lang w:eastAsia="tr-TR"/>
-        </w:rPr>
-        <w:lastRenderedPageBreak/>
-        <w:t xml:space="preserve">ancak </w:t>
+        <w:t xml:space="preserve"> Üst mahkeme ancak </w:t>
       </w:r>
       <w:r>
         <w:rPr>
@@ -9073,8 +9333,9 @@
           <w:szCs w:val="24"/>
           <w:lang w:eastAsia="tr-TR"/>
         </w:rPr>
+        <w:lastRenderedPageBreak/>
         <w:pict w14:anchorId="335D805F">
-          <v:rect id="_x0000_i1037" style="width:0;height:1.5pt" o:hralign="center" o:hrstd="t" o:hr="t" fillcolor="#a0a0a0" stroked="f"/>
+          <v:rect id="_x0000_i1031" style="width:0;height:1.5pt" o:hralign="center" o:hrstd="t" o:hr="t" fillcolor="#a0a0a0" stroked="f"/>
         </w:pict>
       </w:r>
     </w:p>
@@ -9169,19 +9430,7 @@
           <w:szCs w:val="24"/>
           <w:lang w:eastAsia="tr-TR"/>
         </w:rPr>
-        <w:t xml:space="preserve">Kira Tespit </w:t>
-      </w:r>
-      <w:r>
-        <w:rPr>
-          <w:rFonts w:ascii="Arial" w:eastAsia="Times New Roman" w:hAnsi="Arial" w:cs="Arial"/>
-          <w:b/>
-          <w:bCs/>
-          <w:sz w:val="24"/>
-          <w:szCs w:val="24"/>
-          <w:lang w:eastAsia="tr-TR"/>
-        </w:rPr>
-        <w:lastRenderedPageBreak/>
-        <w:t>Davası</w:t>
+        <w:t>Kira Tespit Davası</w:t>
       </w:r>
       <w:r>
         <w:rPr>
@@ -9485,7 +9734,7 @@
           <w:lang w:eastAsia="tr-TR"/>
         </w:rPr>
         <w:pict w14:anchorId="7C4B9CB1">
-          <v:rect id="_x0000_i1039" style="width:0;height:1.5pt" o:hralign="center" o:hrstd="t" o:hr="t" fillcolor="#a0a0a0" stroked="f"/>
+          <v:rect id="_x0000_i1032" style="width:0;height:1.5pt" o:hralign="center" o:hrstd="t" o:hr="t" fillcolor="#a0a0a0" stroked="f"/>
         </w:pict>
       </w:r>
     </w:p>
@@ -9787,6 +10036,7 @@
           <w:szCs w:val="24"/>
           <w:lang w:eastAsia="tr-TR"/>
         </w:rPr>
+        <w:lastRenderedPageBreak/>
         <w:t>KONU:</w:t>
       </w:r>
       <w:r>
@@ -9922,17 +10172,7 @@
           <w:szCs w:val="24"/>
           <w:lang w:eastAsia="tr-TR"/>
         </w:rPr>
-        <w:t xml:space="preserve"> ve dosya yeniden hüküm kurulmak üzere mahkemenize iade edilmiştir. Üst mahkeme kararında açıkça mühürlendiği </w:t>
-      </w:r>
-      <w:r>
-        <w:rPr>
-          <w:rFonts w:ascii="Arial" w:eastAsia="Times New Roman" w:hAnsi="Arial" w:cs="Arial"/>
-          <w:sz w:val="24"/>
-          <w:szCs w:val="24"/>
-          <w:lang w:eastAsia="tr-TR"/>
-        </w:rPr>
-        <w:lastRenderedPageBreak/>
-        <w:t xml:space="preserve">üzere; </w:t>
+        <w:t xml:space="preserve"> ve dosya yeniden hüküm kurulmak üzere mahkemenize iade edilmiştir. Üst mahkeme kararında açıkça mühürlendiği üzere; </w:t>
       </w:r>
       <w:r>
         <w:rPr>
@@ -10349,7 +10589,7 @@
           <w:lang w:eastAsia="tr-TR"/>
         </w:rPr>
         <w:pict w14:anchorId="7BC727A3">
-          <v:rect id="_x0000_i1040" style="width:0;height:1.5pt" o:hralign="center" o:hrstd="t" o:hr="t" fillcolor="#a0a0a0" stroked="f"/>
+          <v:rect id="_x0000_i1033" style="width:0;height:1.5pt" o:hralign="center" o:hrstd="t" o:hr="t" fillcolor="#a0a0a0" stroked="f"/>
         </w:pict>
       </w:r>
     </w:p>
@@ -10584,6 +10824,7 @@
           <w:szCs w:val="24"/>
           <w:lang w:eastAsia="tr-TR"/>
         </w:rPr>
+        <w:lastRenderedPageBreak/>
         <w:t>DAVA TÜRÜ:</w:t>
       </w:r>
       <w:r>
@@ -10717,17 +10958,7 @@
           <w:szCs w:val="24"/>
           <w:lang w:eastAsia="tr-TR"/>
         </w:rPr>
-        <w:t xml:space="preserve"> altındadır. Bu nedenle, 31.01.2024 tarihinden bugüne kadar geçen </w:t>
-      </w:r>
-      <w:r>
-        <w:rPr>
-          <w:rFonts w:ascii="Arial" w:eastAsia="Times New Roman" w:hAnsi="Arial" w:cs="Arial"/>
-          <w:sz w:val="24"/>
-          <w:szCs w:val="24"/>
-          <w:lang w:eastAsia="tr-TR"/>
-        </w:rPr>
-        <w:lastRenderedPageBreak/>
-        <w:t xml:space="preserve">geçmiş dönem için </w:t>
+        <w:t xml:space="preserve"> altındadır. Bu nedenle, 31.01.2024 tarihinden bugüne kadar geçen geçmiş dönem için </w:t>
       </w:r>
       <w:r>
         <w:rPr>
@@ -11244,7 +11475,7 @@
           <w:lang w:eastAsia="tr-TR"/>
         </w:rPr>
         <w:pict w14:anchorId="22488370">
-          <v:rect id="_x0000_i1041" style="width:0;height:1.5pt" o:hralign="center" o:hrstd="t" o:hr="t" fillcolor="#a0a0a0" stroked="f"/>
+          <v:rect id="_x0000_i1034" style="width:0;height:1.5pt" o:hralign="center" o:hrstd="t" o:hr="t" fillcolor="#a0a0a0" stroked="f"/>
         </w:pict>
       </w:r>
     </w:p>
@@ -11302,6 +11533,7 @@
           <w:szCs w:val="24"/>
           <w:lang w:eastAsia="tr-TR"/>
         </w:rPr>
+        <w:lastRenderedPageBreak/>
         <w:t xml:space="preserve">(Sıfırdan </w:t>
       </w:r>
       <w:proofErr w:type="spellStart"/>
@@ -11575,7 +11807,6 @@
           <w:szCs w:val="24"/>
           <w:lang w:eastAsia="tr-TR"/>
         </w:rPr>
-        <w:lastRenderedPageBreak/>
         <w:t>AÇIKLAMALAR:</w:t>
       </w:r>
     </w:p>
@@ -11983,7 +12214,7 @@
           <w:lang w:eastAsia="tr-TR"/>
         </w:rPr>
         <w:pict w14:anchorId="52E736D4">
-          <v:rect id="_x0000_i1042" style="width:0;height:1.5pt" o:hralign="center" o:hrstd="t" o:hr="t" fillcolor="#a0a0a0" stroked="f"/>
+          <v:rect id="_x0000_i1035" style="width:0;height:1.5pt" o:hralign="center" o:hrstd="t" o:hr="t" fillcolor="#a0a0a0" stroked="f"/>
         </w:pict>
       </w:r>
     </w:p>
@@ -12041,6 +12272,7 @@
           <w:szCs w:val="24"/>
           <w:lang w:eastAsia="tr-TR"/>
         </w:rPr>
+        <w:lastRenderedPageBreak/>
         <w:t>(Mevcut Cumhurbaşkanına Hakaret ceza davası dosyasına sunulacaktır)</w:t>
       </w:r>
     </w:p>
@@ -12260,7 +12492,6 @@
           <w:szCs w:val="24"/>
           <w:lang w:eastAsia="tr-TR"/>
         </w:rPr>
-        <w:lastRenderedPageBreak/>
         <w:t>Mahkemenizin yukarıda esas numarası yazılı dosyasında müvekkil aleyhine "Cumhurbaşkanına Hakaret" iddiasıyla soyut beyanlarda bulunan müşteki kiracı Ali Demirel ve onun yönlendirdiği tanıklar tamamen taraflı olup, müvekkile haksızca iftira atmaktadırlar.</w:t>
       </w:r>
     </w:p>
@@ -12543,7 +12774,7 @@
           <w:lang w:eastAsia="tr-TR"/>
         </w:rPr>
         <w:pict w14:anchorId="0B2F4660">
-          <v:rect id="_x0000_i1043" style="width:0;height:1.5pt" o:hralign="center" o:hrstd="t" o:hr="t" fillcolor="#a0a0a0" stroked="f"/>
+          <v:rect id="_x0000_i1036" style="width:0;height:1.5pt" o:hralign="center" o:hrstd="t" o:hr="t" fillcolor="#a0a0a0" stroked="f"/>
         </w:pict>
       </w:r>
     </w:p>
@@ -12709,6 +12940,7 @@
           <w:szCs w:val="24"/>
           <w:lang w:eastAsia="tr-TR"/>
         </w:rPr>
+        <w:lastRenderedPageBreak/>
         <w:t>BAŞVURAN:</w:t>
       </w:r>
       <w:r>
@@ -12907,19 +13139,7 @@
           <w:szCs w:val="24"/>
           <w:lang w:eastAsia="tr-TR"/>
         </w:rPr>
-        <w:t xml:space="preserve">944.416 </w:t>
-      </w:r>
-      <w:r>
-        <w:rPr>
-          <w:rFonts w:ascii="Arial" w:eastAsia="Times New Roman" w:hAnsi="Arial" w:cs="Arial"/>
-          <w:b/>
-          <w:bCs/>
-          <w:sz w:val="24"/>
-          <w:szCs w:val="24"/>
-          <w:lang w:eastAsia="tr-TR"/>
-        </w:rPr>
-        <w:lastRenderedPageBreak/>
-        <w:t>TL Maddi Tazminatın</w:t>
+        <w:t>944.416 TL Maddi Tazminatın</w:t>
       </w:r>
       <w:r>
         <w:rPr>
@@ -13477,7 +13697,7 @@
   <w:abstractNum w:abstractNumId="0" w15:restartNumberingAfterBreak="0">
     <w:nsid w:val="01D167A1"/>
     <w:multiLevelType w:val="multilevel"/>
-    <w:tmpl w:val="C18A67D8"/>
+    <w:tmpl w:val="80C68ED4"/>
     <w:lvl w:ilvl="0">
       <w:start w:val="1"/>
       <w:numFmt w:val="decimal"/>
@@ -13490,10 +13710,10 @@
         <w:ind w:left="720" w:hanging="360"/>
       </w:pPr>
     </w:lvl>
-    <w:lvl w:ilvl="1" w:tentative="1">
-      <w:start w:val="1"/>
-      <w:numFmt w:val="decimal"/>
-      <w:lvlText w:val="%2."/>
+    <w:lvl w:ilvl="1">
+      <w:start w:val="1"/>
+      <w:numFmt w:val="bullet"/>
+      <w:lvlText w:val=""/>
       <w:lvlJc w:val="left"/>
       <w:pPr>
         <w:tabs>
@@ -13501,6 +13721,9 @@
         </w:tabs>
         <w:ind w:left="1440" w:hanging="360"/>
       </w:pPr>
+      <w:rPr>
+        <w:rFonts w:ascii="Symbol" w:hAnsi="Symbol" w:hint="default"/>
+      </w:rPr>
     </w:lvl>
     <w:lvl w:ilvl="2" w:tentative="1">
       <w:start w:val="1"/>
@@ -15160,6 +15383,155 @@
     </w:lvl>
   </w:abstractNum>
   <w:abstractNum w:abstractNumId="13" w15:restartNumberingAfterBreak="0">
+    <w:nsid w:val="51F160B7"/>
+    <w:multiLevelType w:val="multilevel"/>
+    <w:tmpl w:val="48F8AF30"/>
+    <w:lvl w:ilvl="0">
+      <w:start w:val="1"/>
+      <w:numFmt w:val="bullet"/>
+      <w:lvlText w:val=""/>
+      <w:lvlJc w:val="left"/>
+      <w:pPr>
+        <w:tabs>
+          <w:tab w:val="num" w:pos="720"/>
+        </w:tabs>
+        <w:ind w:left="720" w:hanging="360"/>
+      </w:pPr>
+      <w:rPr>
+        <w:rFonts w:ascii="Symbol" w:hAnsi="Symbol" w:hint="default"/>
+        <w:sz w:val="20"/>
+      </w:rPr>
+    </w:lvl>
+    <w:lvl w:ilvl="1" w:tentative="1">
+      <w:start w:val="1"/>
+      <w:numFmt w:val="bullet"/>
+      <w:lvlText w:val="o"/>
+      <w:lvlJc w:val="left"/>
+      <w:pPr>
+        <w:tabs>
+          <w:tab w:val="num" w:pos="1440"/>
+        </w:tabs>
+        <w:ind w:left="1440" w:hanging="360"/>
+      </w:pPr>
+      <w:rPr>
+        <w:rFonts w:ascii="Courier New" w:hAnsi="Courier New" w:hint="default"/>
+        <w:sz w:val="20"/>
+      </w:rPr>
+    </w:lvl>
+    <w:lvl w:ilvl="2" w:tentative="1">
+      <w:start w:val="1"/>
+      <w:numFmt w:val="bullet"/>
+      <w:lvlText w:val=""/>
+      <w:lvlJc w:val="left"/>
+      <w:pPr>
+        <w:tabs>
+          <w:tab w:val="num" w:pos="2160"/>
+        </w:tabs>
+        <w:ind w:left="2160" w:hanging="360"/>
+      </w:pPr>
+      <w:rPr>
+        <w:rFonts w:ascii="Wingdings" w:hAnsi="Wingdings" w:hint="default"/>
+        <w:sz w:val="20"/>
+      </w:rPr>
+    </w:lvl>
+    <w:lvl w:ilvl="3" w:tentative="1">
+      <w:start w:val="1"/>
+      <w:numFmt w:val="bullet"/>
+      <w:lvlText w:val=""/>
+      <w:lvlJc w:val="left"/>
+      <w:pPr>
+        <w:tabs>
+          <w:tab w:val="num" w:pos="2880"/>
+        </w:tabs>
+        <w:ind w:left="2880" w:hanging="360"/>
+      </w:pPr>
+      <w:rPr>
+        <w:rFonts w:ascii="Wingdings" w:hAnsi="Wingdings" w:hint="default"/>
+        <w:sz w:val="20"/>
+      </w:rPr>
+    </w:lvl>
+    <w:lvl w:ilvl="4" w:tentative="1">
+      <w:start w:val="1"/>
+      <w:numFmt w:val="bullet"/>
+      <w:lvlText w:val=""/>
+      <w:lvlJc w:val="left"/>
+      <w:pPr>
+        <w:tabs>
+          <w:tab w:val="num" w:pos="3600"/>
+        </w:tabs>
+        <w:ind w:left="3600" w:hanging="360"/>
+      </w:pPr>
+      <w:rPr>
+        <w:rFonts w:ascii="Wingdings" w:hAnsi="Wingdings" w:hint="default"/>
+        <w:sz w:val="20"/>
+      </w:rPr>
+    </w:lvl>
+    <w:lvl w:ilvl="5" w:tentative="1">
+      <w:start w:val="1"/>
+      <w:numFmt w:val="bullet"/>
+      <w:lvlText w:val=""/>
+      <w:lvlJc w:val="left"/>
+      <w:pPr>
+        <w:tabs>
+          <w:tab w:val="num" w:pos="4320"/>
+        </w:tabs>
+        <w:ind w:left="4320" w:hanging="360"/>
+      </w:pPr>
+      <w:rPr>
+        <w:rFonts w:ascii="Wingdings" w:hAnsi="Wingdings" w:hint="default"/>
+        <w:sz w:val="20"/>
+      </w:rPr>
+    </w:lvl>
+    <w:lvl w:ilvl="6" w:tentative="1">
+      <w:start w:val="1"/>
+      <w:numFmt w:val="bullet"/>
+      <w:lvlText w:val=""/>
+      <w:lvlJc w:val="left"/>
+      <w:pPr>
+        <w:tabs>
+          <w:tab w:val="num" w:pos="5040"/>
+        </w:tabs>
+        <w:ind w:left="5040" w:hanging="360"/>
+      </w:pPr>
+      <w:rPr>
+        <w:rFonts w:ascii="Wingdings" w:hAnsi="Wingdings" w:hint="default"/>
+        <w:sz w:val="20"/>
+      </w:rPr>
+    </w:lvl>
+    <w:lvl w:ilvl="7" w:tentative="1">
+      <w:start w:val="1"/>
+      <w:numFmt w:val="bullet"/>
+      <w:lvlText w:val=""/>
+      <w:lvlJc w:val="left"/>
+      <w:pPr>
+        <w:tabs>
+          <w:tab w:val="num" w:pos="5760"/>
+        </w:tabs>
+        <w:ind w:left="5760" w:hanging="360"/>
+      </w:pPr>
+      <w:rPr>
+        <w:rFonts w:ascii="Wingdings" w:hAnsi="Wingdings" w:hint="default"/>
+        <w:sz w:val="20"/>
+      </w:rPr>
+    </w:lvl>
+    <w:lvl w:ilvl="8" w:tentative="1">
+      <w:start w:val="1"/>
+      <w:numFmt w:val="bullet"/>
+      <w:lvlText w:val=""/>
+      <w:lvlJc w:val="left"/>
+      <w:pPr>
+        <w:tabs>
+          <w:tab w:val="num" w:pos="6480"/>
+        </w:tabs>
+        <w:ind w:left="6480" w:hanging="360"/>
+      </w:pPr>
+      <w:rPr>
+        <w:rFonts w:ascii="Wingdings" w:hAnsi="Wingdings" w:hint="default"/>
+        <w:sz w:val="20"/>
+      </w:rPr>
+    </w:lvl>
+  </w:abstractNum>
+  <w:abstractNum w:abstractNumId="14" w15:restartNumberingAfterBreak="0">
     <w:nsid w:val="54865986"/>
     <w:multiLevelType w:val="multilevel"/>
     <w:tmpl w:val="45A64E16"/>
@@ -15272,7 +15644,7 @@
       </w:pPr>
     </w:lvl>
   </w:abstractNum>
-  <w:abstractNum w:abstractNumId="14" w15:restartNumberingAfterBreak="0">
+  <w:abstractNum w:abstractNumId="15" w15:restartNumberingAfterBreak="0">
     <w:nsid w:val="61A306D2"/>
     <w:multiLevelType w:val="multilevel"/>
     <w:tmpl w:val="9250AEE8"/>
@@ -15385,7 +15757,7 @@
       </w:pPr>
     </w:lvl>
   </w:abstractNum>
-  <w:abstractNum w:abstractNumId="15" w15:restartNumberingAfterBreak="0">
+  <w:abstractNum w:abstractNumId="16" w15:restartNumberingAfterBreak="0">
     <w:nsid w:val="750C1A28"/>
     <w:multiLevelType w:val="multilevel"/>
     <w:tmpl w:val="29540A28"/>
@@ -15534,7 +15906,7 @@
       </w:rPr>
     </w:lvl>
   </w:abstractNum>
-  <w:abstractNum w:abstractNumId="16" w15:restartNumberingAfterBreak="0">
+  <w:abstractNum w:abstractNumId="17" w15:restartNumberingAfterBreak="0">
     <w:nsid w:val="7842404B"/>
     <w:multiLevelType w:val="multilevel"/>
     <w:tmpl w:val="9AB0C652"/>
@@ -15683,7 +16055,7 @@
       </w:rPr>
     </w:lvl>
   </w:abstractNum>
-  <w:abstractNum w:abstractNumId="17" w15:restartNumberingAfterBreak="0">
+  <w:abstractNum w:abstractNumId="18" w15:restartNumberingAfterBreak="0">
     <w:nsid w:val="7DD078EA"/>
     <w:multiLevelType w:val="multilevel"/>
     <w:tmpl w:val="DADCDA02"/>
@@ -15796,7 +16168,7 @@
       </w:pPr>
     </w:lvl>
   </w:abstractNum>
-  <w:abstractNum w:abstractNumId="18" w15:restartNumberingAfterBreak="0">
+  <w:abstractNum w:abstractNumId="19" w15:restartNumberingAfterBreak="0">
     <w:nsid w:val="7FE30EDF"/>
     <w:multiLevelType w:val="multilevel"/>
     <w:tmpl w:val="8D44F95A"/>
@@ -15910,10 +16282,10 @@
     </w:lvl>
   </w:abstractNum>
   <w:num w:numId="1">
-    <w:abstractNumId w:val="15"/>
+    <w:abstractNumId w:val="16"/>
   </w:num>
   <w:num w:numId="2">
-    <w:abstractNumId w:val="16"/>
+    <w:abstractNumId w:val="17"/>
   </w:num>
   <w:num w:numId="3">
     <w:abstractNumId w:val="0"/>
@@ -15937,7 +16309,7 @@
     <w:abstractNumId w:val="8"/>
   </w:num>
   <w:num w:numId="10">
-    <w:abstractNumId w:val="13"/>
+    <w:abstractNumId w:val="14"/>
   </w:num>
   <w:num w:numId="11">
     <w:abstractNumId w:val="3"/>
@@ -15955,16 +16327,19 @@
     <w:abstractNumId w:val="6"/>
   </w:num>
   <w:num w:numId="16">
-    <w:abstractNumId w:val="18"/>
+    <w:abstractNumId w:val="19"/>
   </w:num>
   <w:num w:numId="17">
     <w:abstractNumId w:val="4"/>
   </w:num>
   <w:num w:numId="18">
-    <w:abstractNumId w:val="14"/>
+    <w:abstractNumId w:val="15"/>
   </w:num>
   <w:num w:numId="19">
-    <w:abstractNumId w:val="17"/>
+    <w:abstractNumId w:val="18"/>
+  </w:num>
+  <w:num w:numId="20">
+    <w:abstractNumId w:val="13"/>
   </w:num>
 </w:numbering>
 </file>
